--- a/SSU dokumenti/SSU Elektronski Dnevnik 03 - Kreiranje škole.docx
+++ b/SSU dokumenti/SSU Elektronski Dnevnik 03 - Kreiranje škole.docx
@@ -530,7 +530,7 @@
           <w:r>
             <w:fldChar w:fldCharType="separate"/>
           </w:r>
-          <w:hyperlink w:anchor="_Toc227176141" w:history="1">
+          <w:hyperlink w:anchor="_Toc227194617" w:history="1">
             <w:r>
               <w:rPr>
                 <w:rStyle w:val="Hyperlink"/>
@@ -572,7 +572,7 @@
                 <w:noProof/>
                 <w:webHidden/>
               </w:rPr>
-              <w:instrText xml:space="preserve"> PAGEREF _Toc227176141 \h </w:instrText>
+              <w:instrText xml:space="preserve"> PAGEREF _Toc227194617 \h </w:instrText>
             </w:r>
             <w:r>
               <w:rPr>
@@ -616,7 +616,7 @@
               <w:lang w:val="en-US"/>
             </w:rPr>
           </w:pPr>
-          <w:hyperlink w:anchor="_Toc227176142" w:history="1">
+          <w:hyperlink w:anchor="_Toc227194618" w:history="1">
             <w:r>
               <w:rPr>
                 <w:rStyle w:val="Hyperlink"/>
@@ -658,7 +658,7 @@
                 <w:noProof/>
                 <w:webHidden/>
               </w:rPr>
-              <w:instrText xml:space="preserve"> PAGEREF _Toc227176142 \h </w:instrText>
+              <w:instrText xml:space="preserve"> PAGEREF _Toc227194618 \h </w:instrText>
             </w:r>
             <w:r>
               <w:rPr>
@@ -702,7 +702,7 @@
               <w:lang w:val="en-US"/>
             </w:rPr>
           </w:pPr>
-          <w:hyperlink w:anchor="_Toc227176143" w:history="1">
+          <w:hyperlink w:anchor="_Toc227194619" w:history="1">
             <w:r>
               <w:rPr>
                 <w:rStyle w:val="Hyperlink"/>
@@ -744,7 +744,7 @@
                 <w:noProof/>
                 <w:webHidden/>
               </w:rPr>
-              <w:instrText xml:space="preserve"> PAGEREF _Toc227176143 \h </w:instrText>
+              <w:instrText xml:space="preserve"> PAGEREF _Toc227194619 \h </w:instrText>
             </w:r>
             <w:r>
               <w:rPr>
@@ -788,7 +788,7 @@
               <w:lang w:val="en-US"/>
             </w:rPr>
           </w:pPr>
-          <w:hyperlink w:anchor="_Toc227176144" w:history="1">
+          <w:hyperlink w:anchor="_Toc227194620" w:history="1">
             <w:r>
               <w:rPr>
                 <w:rStyle w:val="Hyperlink"/>
@@ -830,7 +830,7 @@
                 <w:noProof/>
                 <w:webHidden/>
               </w:rPr>
-              <w:instrText xml:space="preserve"> PAGEREF _Toc227176144 \h </w:instrText>
+              <w:instrText xml:space="preserve"> PAGEREF _Toc227194620 \h </w:instrText>
             </w:r>
             <w:r>
               <w:rPr>
@@ -874,7 +874,7 @@
               <w:lang w:val="en-US"/>
             </w:rPr>
           </w:pPr>
-          <w:hyperlink w:anchor="_Toc227176145" w:history="1">
+          <w:hyperlink w:anchor="_Toc227194621" w:history="1">
             <w:r>
               <w:rPr>
                 <w:rStyle w:val="Hyperlink"/>
@@ -916,7 +916,7 @@
                 <w:noProof/>
                 <w:webHidden/>
               </w:rPr>
-              <w:instrText xml:space="preserve"> PAGEREF _Toc227176145 \h </w:instrText>
+              <w:instrText xml:space="preserve"> PAGEREF _Toc227194621 \h </w:instrText>
             </w:r>
             <w:r>
               <w:rPr>
@@ -960,7 +960,7 @@
               <w:lang w:val="en-US"/>
             </w:rPr>
           </w:pPr>
-          <w:hyperlink w:anchor="_Toc227176146" w:history="1">
+          <w:hyperlink w:anchor="_Toc227194622" w:history="1">
             <w:r>
               <w:rPr>
                 <w:rStyle w:val="Hyperlink"/>
@@ -1002,7 +1002,7 @@
                 <w:noProof/>
                 <w:webHidden/>
               </w:rPr>
-              <w:instrText xml:space="preserve"> PAGEREF _Toc227176146 \h </w:instrText>
+              <w:instrText xml:space="preserve"> PAGEREF _Toc227194622 \h </w:instrText>
             </w:r>
             <w:r>
               <w:rPr>
@@ -1046,7 +1046,7 @@
               <w:lang w:val="en-US"/>
             </w:rPr>
           </w:pPr>
-          <w:hyperlink w:anchor="_Toc227176147" w:history="1">
+          <w:hyperlink w:anchor="_Toc227194623" w:history="1">
             <w:r>
               <w:rPr>
                 <w:rStyle w:val="Hyperlink"/>
@@ -1088,7 +1088,7 @@
                 <w:noProof/>
                 <w:webHidden/>
               </w:rPr>
-              <w:instrText xml:space="preserve"> PAGEREF _Toc227176147 \h </w:instrText>
+              <w:instrText xml:space="preserve"> PAGEREF _Toc227194623 \h </w:instrText>
             </w:r>
             <w:r>
               <w:rPr>
@@ -1132,7 +1132,7 @@
               <w:lang w:val="en-US"/>
             </w:rPr>
           </w:pPr>
-          <w:hyperlink w:anchor="_Toc227176148" w:history="1">
+          <w:hyperlink w:anchor="_Toc227194624" w:history="1">
             <w:r>
               <w:rPr>
                 <w:rStyle w:val="Hyperlink"/>
@@ -1174,7 +1174,7 @@
                 <w:noProof/>
                 <w:webHidden/>
               </w:rPr>
-              <w:instrText xml:space="preserve"> PAGEREF _Toc227176148 \h </w:instrText>
+              <w:instrText xml:space="preserve"> PAGEREF _Toc227194624 \h </w:instrText>
             </w:r>
             <w:r>
               <w:rPr>
@@ -1218,7 +1218,7 @@
               <w:lang w:val="en-US"/>
             </w:rPr>
           </w:pPr>
-          <w:hyperlink w:anchor="_Toc227176149" w:history="1">
+          <w:hyperlink w:anchor="_Toc227194625" w:history="1">
             <w:r>
               <w:rPr>
                 <w:rStyle w:val="Hyperlink"/>
@@ -1260,7 +1260,7 @@
                 <w:noProof/>
                 <w:webHidden/>
               </w:rPr>
-              <w:instrText xml:space="preserve"> PAGEREF _Toc227176149 \h </w:instrText>
+              <w:instrText xml:space="preserve"> PAGEREF _Toc227194625 \h </w:instrText>
             </w:r>
             <w:r>
               <w:rPr>
@@ -1281,178 +1281,6 @@
                 <w:webHidden/>
               </w:rPr>
               <w:t>4</w:t>
-            </w:r>
-            <w:r>
-              <w:rPr>
-                <w:noProof/>
-                <w:webHidden/>
-              </w:rPr>
-              <w:fldChar w:fldCharType="end"/>
-            </w:r>
-          </w:hyperlink>
-        </w:p>
-        <w:p>
-          <w:pPr>
-            <w:pStyle w:val="TOC3"/>
-            <w:tabs>
-              <w:tab w:val="left" w:pos="1440"/>
-              <w:tab w:val="right" w:leader="dot" w:pos="10070"/>
-            </w:tabs>
-            <w:rPr>
-              <w:rFonts w:eastAsiaTheme="minorEastAsia"/>
-              <w:noProof/>
-              <w:lang w:val="en-US"/>
-            </w:rPr>
-          </w:pPr>
-          <w:hyperlink w:anchor="_Toc227176150" w:history="1">
-            <w:r>
-              <w:rPr>
-                <w:rStyle w:val="Hyperlink"/>
-                <w:noProof/>
-              </w:rPr>
-              <w:t>2.2.2</w:t>
-            </w:r>
-            <w:r>
-              <w:rPr>
-                <w:rFonts w:eastAsiaTheme="minorEastAsia"/>
-                <w:noProof/>
-                <w:lang w:val="en-US"/>
-              </w:rPr>
-              <w:tab/>
-            </w:r>
-            <w:r>
-              <w:rPr>
-                <w:rStyle w:val="Hyperlink"/>
-                <w:noProof/>
-              </w:rPr>
-              <w:t>2a Korisnik nije uneo ispravne podatke</w:t>
-            </w:r>
-            <w:r>
-              <w:rPr>
-                <w:noProof/>
-                <w:webHidden/>
-              </w:rPr>
-              <w:tab/>
-            </w:r>
-            <w:r>
-              <w:rPr>
-                <w:noProof/>
-                <w:webHidden/>
-              </w:rPr>
-              <w:fldChar w:fldCharType="begin"/>
-            </w:r>
-            <w:r>
-              <w:rPr>
-                <w:noProof/>
-                <w:webHidden/>
-              </w:rPr>
-              <w:instrText xml:space="preserve"> PAGEREF _Toc227176150 \h </w:instrText>
-            </w:r>
-            <w:r>
-              <w:rPr>
-                <w:noProof/>
-                <w:webHidden/>
-              </w:rPr>
-            </w:r>
-            <w:r>
-              <w:rPr>
-                <w:noProof/>
-                <w:webHidden/>
-              </w:rPr>
-              <w:fldChar w:fldCharType="separate"/>
-            </w:r>
-            <w:r>
-              <w:rPr>
-                <w:noProof/>
-                <w:webHidden/>
-              </w:rPr>
-              <w:t>5</w:t>
-            </w:r>
-            <w:r>
-              <w:rPr>
-                <w:noProof/>
-                <w:webHidden/>
-              </w:rPr>
-              <w:fldChar w:fldCharType="end"/>
-            </w:r>
-          </w:hyperlink>
-        </w:p>
-        <w:p>
-          <w:pPr>
-            <w:pStyle w:val="TOC3"/>
-            <w:tabs>
-              <w:tab w:val="left" w:pos="1440"/>
-              <w:tab w:val="right" w:leader="dot" w:pos="10070"/>
-            </w:tabs>
-            <w:rPr>
-              <w:rFonts w:eastAsiaTheme="minorEastAsia"/>
-              <w:noProof/>
-              <w:lang w:val="en-US"/>
-            </w:rPr>
-          </w:pPr>
-          <w:hyperlink w:anchor="_Toc227176151" w:history="1">
-            <w:r>
-              <w:rPr>
-                <w:rStyle w:val="Hyperlink"/>
-                <w:noProof/>
-              </w:rPr>
-              <w:t>2.2.3</w:t>
-            </w:r>
-            <w:r>
-              <w:rPr>
-                <w:rFonts w:eastAsiaTheme="minorEastAsia"/>
-                <w:noProof/>
-                <w:lang w:val="en-US"/>
-              </w:rPr>
-              <w:tab/>
-            </w:r>
-            <w:r>
-              <w:rPr>
-                <w:rStyle w:val="Hyperlink"/>
-                <w:noProof/>
-              </w:rPr>
-              <w:t>2a Škola već postoji</w:t>
-            </w:r>
-            <w:r>
-              <w:rPr>
-                <w:noProof/>
-                <w:webHidden/>
-              </w:rPr>
-              <w:tab/>
-            </w:r>
-            <w:r>
-              <w:rPr>
-                <w:noProof/>
-                <w:webHidden/>
-              </w:rPr>
-              <w:fldChar w:fldCharType="begin"/>
-            </w:r>
-            <w:r>
-              <w:rPr>
-                <w:noProof/>
-                <w:webHidden/>
-              </w:rPr>
-              <w:instrText xml:space="preserve"> PAGEREF _Toc227176151 \h </w:instrText>
-            </w:r>
-            <w:r>
-              <w:rPr>
-                <w:noProof/>
-                <w:webHidden/>
-              </w:rPr>
-            </w:r>
-            <w:r>
-              <w:rPr>
-                <w:noProof/>
-                <w:webHidden/>
-              </w:rPr>
-              <w:fldChar w:fldCharType="separate"/>
-            </w:r>
-            <w:r>
-              <w:rPr>
-                <w:noProof/>
-                <w:webHidden/>
-              </w:rPr>
-              <w:t>5</w:t>
             </w:r>
             <w:r>
               <w:rPr>
@@ -1476,7 +1304,7 @@
               <w:lang w:val="en-US"/>
             </w:rPr>
           </w:pPr>
-          <w:hyperlink w:anchor="_Toc227176152" w:history="1">
+          <w:hyperlink w:anchor="_Toc227194626" w:history="1">
             <w:r>
               <w:rPr>
                 <w:rStyle w:val="Hyperlink"/>
@@ -1518,7 +1346,7 @@
                 <w:noProof/>
                 <w:webHidden/>
               </w:rPr>
-              <w:instrText xml:space="preserve"> PAGEREF _Toc227176152 \h </w:instrText>
+              <w:instrText xml:space="preserve"> PAGEREF _Toc227194626 \h </w:instrText>
             </w:r>
             <w:r>
               <w:rPr>
@@ -1562,7 +1390,7 @@
               <w:lang w:val="en-US"/>
             </w:rPr>
           </w:pPr>
-          <w:hyperlink w:anchor="_Toc227176153" w:history="1">
+          <w:hyperlink w:anchor="_Toc227194627" w:history="1">
             <w:r>
               <w:rPr>
                 <w:rStyle w:val="Hyperlink"/>
@@ -1604,7 +1432,7 @@
                 <w:noProof/>
                 <w:webHidden/>
               </w:rPr>
-              <w:instrText xml:space="preserve"> PAGEREF _Toc227176153 \h </w:instrText>
+              <w:instrText xml:space="preserve"> PAGEREF _Toc227194627 \h </w:instrText>
             </w:r>
             <w:r>
               <w:rPr>
@@ -1648,7 +1476,7 @@
               <w:lang w:val="en-US"/>
             </w:rPr>
           </w:pPr>
-          <w:hyperlink w:anchor="_Toc227176154" w:history="1">
+          <w:hyperlink w:anchor="_Toc227194628" w:history="1">
             <w:r>
               <w:rPr>
                 <w:rStyle w:val="Hyperlink"/>
@@ -1690,7 +1518,7 @@
                 <w:noProof/>
                 <w:webHidden/>
               </w:rPr>
-              <w:instrText xml:space="preserve"> PAGEREF _Toc227176154 \h </w:instrText>
+              <w:instrText xml:space="preserve"> PAGEREF _Toc227194628 \h </w:instrText>
             </w:r>
             <w:r>
               <w:rPr>
@@ -1753,7 +1581,7 @@
       <w:pPr>
         <w:pStyle w:val="Heading1"/>
       </w:pPr>
-      <w:bookmarkStart w:id="0" w:name="_Toc227176141"/>
+      <w:bookmarkStart w:id="0" w:name="_Toc227194617"/>
       <w:r>
         <w:lastRenderedPageBreak/>
         <w:t>Uvod</w:t>
@@ -1764,7 +1592,7 @@
       <w:pPr>
         <w:pStyle w:val="Heading2"/>
       </w:pPr>
-      <w:bookmarkStart w:id="1" w:name="_Toc227176142"/>
+      <w:bookmarkStart w:id="1" w:name="_Toc227194618"/>
       <w:r>
         <w:t>Rezime</w:t>
       </w:r>
@@ -1785,7 +1613,7 @@
       <w:pPr>
         <w:pStyle w:val="Heading2"/>
       </w:pPr>
-      <w:bookmarkStart w:id="2" w:name="_Toc227176143"/>
+      <w:bookmarkStart w:id="2" w:name="_Toc227194619"/>
       <w:r>
         <w:t>Namena dokumenta i ciljne grupe</w:t>
       </w:r>
@@ -1800,7 +1628,7 @@
       <w:pPr>
         <w:pStyle w:val="Heading2"/>
       </w:pPr>
-      <w:bookmarkStart w:id="3" w:name="_Toc227176144"/>
+      <w:bookmarkStart w:id="3" w:name="_Toc227194620"/>
       <w:r>
         <w:t>Reference</w:t>
       </w:r>
@@ -1834,7 +1662,7 @@
       <w:pPr>
         <w:pStyle w:val="Heading2"/>
       </w:pPr>
-      <w:bookmarkStart w:id="4" w:name="_Toc227176145"/>
+      <w:bookmarkStart w:id="4" w:name="_Toc227194621"/>
       <w:r>
         <w:t>Otvorena pitanja</w:t>
       </w:r>
@@ -2019,7 +1847,7 @@
       <w:pPr>
         <w:pStyle w:val="Heading1"/>
       </w:pPr>
-      <w:bookmarkStart w:id="5" w:name="_Toc227176146"/>
+      <w:bookmarkStart w:id="5" w:name="_Toc227194622"/>
       <w:r>
         <w:t xml:space="preserve">Scenario </w:t>
       </w:r>
@@ -2032,7 +1860,7 @@
       <w:pPr>
         <w:pStyle w:val="Heading2"/>
       </w:pPr>
-      <w:bookmarkStart w:id="6" w:name="_Toc227176147"/>
+      <w:bookmarkStart w:id="6" w:name="_Toc227194623"/>
       <w:r>
         <w:t>Kratak opis</w:t>
       </w:r>
@@ -2050,7 +1878,7 @@
       <w:pPr>
         <w:pStyle w:val="Heading2"/>
       </w:pPr>
-      <w:bookmarkStart w:id="7" w:name="_Toc227176148"/>
+      <w:bookmarkStart w:id="7" w:name="_Toc227194624"/>
       <w:r>
         <w:t>Tok događaja</w:t>
       </w:r>
@@ -2060,7 +1888,7 @@
       <w:pPr>
         <w:pStyle w:val="Heading3"/>
       </w:pPr>
-      <w:bookmarkStart w:id="8" w:name="_Toc227176149"/>
+      <w:bookmarkStart w:id="8" w:name="_Toc227194625"/>
       <w:r>
         <w:t>Uspešn</w:t>
       </w:r>
@@ -2122,12 +1950,17 @@
     </w:p>
     <w:p>
       <w:pPr>
-        <w:pStyle w:val="Heading3"/>
-      </w:pPr>
-      <w:bookmarkStart w:id="9" w:name="_Toc227176150"/>
+        <w:pStyle w:val="ListParagraph"/>
+        <w:ind w:left="1080"/>
+      </w:pPr>
+    </w:p>
+    <w:p>
+      <w:pPr>
+        <w:ind w:firstLine="144"/>
+      </w:pPr>
       <w:r>
         <w:lastRenderedPageBreak/>
-        <w:t>2</w:t>
+        <w:t>3</w:t>
       </w:r>
       <w:r>
         <w:t xml:space="preserve">a </w:t>
@@ -2138,11 +1971,10 @@
       <w:r>
         <w:t>nije uneo ispravne podatke</w:t>
       </w:r>
-      <w:bookmarkEnd w:id="9"/>
-    </w:p>
-    <w:p>
-      <w:pPr>
-        <w:ind w:left="720"/>
+    </w:p>
+    <w:p>
+      <w:pPr>
+        <w:ind w:left="1440"/>
       </w:pPr>
       <w:r>
         <w:t>.</w:t>
@@ -2164,73 +1996,86 @@
         <w:t>2</w:t>
       </w:r>
       <w:r>
-        <w:t xml:space="preserve"> Korisnik se vraća na 2.2.1</w:t>
-      </w:r>
-    </w:p>
-    <w:p>
-      <w:pPr>
-        <w:pStyle w:val="Heading3"/>
-      </w:pPr>
-      <w:bookmarkStart w:id="10" w:name="_Toc227176151"/>
-      <w:r>
-        <w:t>2a Škola već postoji</w:t>
+        <w:t xml:space="preserve"> Korisnik se vraća </w:t>
+      </w:r>
+      <w:r>
+        <w:t>korak 1</w:t>
+      </w:r>
+    </w:p>
+    <w:p>
+      <w:pPr>
+        <w:ind w:firstLine="144"/>
+      </w:pPr>
+      <w:r>
+        <w:t>3</w:t>
+      </w:r>
+      <w:r>
+        <w:t>b</w:t>
+      </w:r>
+      <w:r>
+        <w:t xml:space="preserve"> Škola već postoji</w:t>
+      </w:r>
+    </w:p>
+    <w:p>
+      <w:pPr>
+        <w:ind w:left="1440"/>
+      </w:pPr>
+      <w:r>
+        <w:t>.1 Prikazuje se poruka o postojanju škole</w:t>
+      </w:r>
+      <w:r>
+        <w:br/>
+        <w:t xml:space="preserve">.2 Korisnik se vraća </w:t>
+      </w:r>
+      <w:r>
+        <w:t>korak 1</w:t>
+      </w:r>
+    </w:p>
+    <w:p>
+      <w:pPr>
+        <w:pStyle w:val="Heading2"/>
+      </w:pPr>
+      <w:bookmarkStart w:id="9" w:name="_Toc227194626"/>
+      <w:r>
+        <w:t>Posebni zahtevi</w:t>
+      </w:r>
+      <w:bookmarkEnd w:id="9"/>
+    </w:p>
+    <w:p>
+      <w:r>
+        <w:t>Nema.</w:t>
+      </w:r>
+    </w:p>
+    <w:p>
+      <w:pPr>
+        <w:pStyle w:val="Heading2"/>
+      </w:pPr>
+      <w:r>
+        <w:t xml:space="preserve"> </w:t>
+      </w:r>
+      <w:bookmarkStart w:id="10" w:name="_Toc227194627"/>
+      <w:r>
+        <w:t>Preduslovi</w:t>
       </w:r>
       <w:bookmarkEnd w:id="10"/>
     </w:p>
     <w:p>
       <w:r>
-        <w:t>.1 Prikazuje se poruka o postojanju škole</w:t>
-      </w:r>
-      <w:r>
-        <w:br/>
-        <w:t>.2 Korisnik se vraća na 2.2.1</w:t>
+        <w:t xml:space="preserve">Korisnik treba biti </w:t>
+      </w:r>
+      <w:r>
+        <w:t>ulogovan kao administrator.</w:t>
       </w:r>
     </w:p>
     <w:p>
       <w:pPr>
         <w:pStyle w:val="Heading2"/>
       </w:pPr>
-      <w:bookmarkStart w:id="11" w:name="_Toc227176152"/>
-      <w:r>
-        <w:t>Posebni zahtevi</w:t>
+      <w:bookmarkStart w:id="11" w:name="_Toc227194628"/>
+      <w:r>
+        <w:t>Posledice</w:t>
       </w:r>
       <w:bookmarkEnd w:id="11"/>
-    </w:p>
-    <w:p>
-      <w:r>
-        <w:t>Nema.</w:t>
-      </w:r>
-    </w:p>
-    <w:p>
-      <w:pPr>
-        <w:pStyle w:val="Heading2"/>
-      </w:pPr>
-      <w:r>
-        <w:t xml:space="preserve"> </w:t>
-      </w:r>
-      <w:bookmarkStart w:id="12" w:name="_Toc227176153"/>
-      <w:r>
-        <w:t>Preduslovi</w:t>
-      </w:r>
-      <w:bookmarkEnd w:id="12"/>
-    </w:p>
-    <w:p>
-      <w:r>
-        <w:t xml:space="preserve">Korisnik treba biti </w:t>
-      </w:r>
-      <w:r>
-        <w:t>ulogovan kao administrator.</w:t>
-      </w:r>
-    </w:p>
-    <w:p>
-      <w:pPr>
-        <w:pStyle w:val="Heading2"/>
-      </w:pPr>
-      <w:bookmarkStart w:id="13" w:name="_Toc227176154"/>
-      <w:r>
-        <w:t>Posledice</w:t>
-      </w:r>
-      <w:bookmarkEnd w:id="13"/>
     </w:p>
     <w:p>
       <w:r>
@@ -3122,6 +2967,7 @@
   <w:style w:type="character" w:default="1" w:styleId="DefaultParagraphFont">
     <w:name w:val="Default Paragraph Font"/>
     <w:uiPriority w:val="1"/>
+    <w:semiHidden/>
     <w:unhideWhenUsed/>
   </w:style>
   <w:style w:type="table" w:default="1" w:styleId="TableNormal">

--- a/SSU dokumenti/SSU Elektronski Dnevnik 03 - Kreiranje škole.docx
+++ b/SSU dokumenti/SSU Elektronski Dnevnik 03 - Kreiranje škole.docx
@@ -530,7 +530,7 @@
           <w:r>
             <w:fldChar w:fldCharType="separate"/>
           </w:r>
-          <w:hyperlink w:anchor="_Toc227194617" w:history="1">
+          <w:hyperlink w:anchor="_Toc227257064" w:history="1">
             <w:r>
               <w:rPr>
                 <w:rStyle w:val="Hyperlink"/>
@@ -572,7 +572,7 @@
                 <w:noProof/>
                 <w:webHidden/>
               </w:rPr>
-              <w:instrText xml:space="preserve"> PAGEREF _Toc227194617 \h </w:instrText>
+              <w:instrText xml:space="preserve"> PAGEREF _Toc227257064 \h </w:instrText>
             </w:r>
             <w:r>
               <w:rPr>
@@ -616,7 +616,7 @@
               <w:lang w:val="en-US"/>
             </w:rPr>
           </w:pPr>
-          <w:hyperlink w:anchor="_Toc227194618" w:history="1">
+          <w:hyperlink w:anchor="_Toc227257065" w:history="1">
             <w:r>
               <w:rPr>
                 <w:rStyle w:val="Hyperlink"/>
@@ -658,7 +658,7 @@
                 <w:noProof/>
                 <w:webHidden/>
               </w:rPr>
-              <w:instrText xml:space="preserve"> PAGEREF _Toc227194618 \h </w:instrText>
+              <w:instrText xml:space="preserve"> PAGEREF _Toc227257065 \h </w:instrText>
             </w:r>
             <w:r>
               <w:rPr>
@@ -702,7 +702,7 @@
               <w:lang w:val="en-US"/>
             </w:rPr>
           </w:pPr>
-          <w:hyperlink w:anchor="_Toc227194619" w:history="1">
+          <w:hyperlink w:anchor="_Toc227257066" w:history="1">
             <w:r>
               <w:rPr>
                 <w:rStyle w:val="Hyperlink"/>
@@ -744,7 +744,7 @@
                 <w:noProof/>
                 <w:webHidden/>
               </w:rPr>
-              <w:instrText xml:space="preserve"> PAGEREF _Toc227194619 \h </w:instrText>
+              <w:instrText xml:space="preserve"> PAGEREF _Toc227257066 \h </w:instrText>
             </w:r>
             <w:r>
               <w:rPr>
@@ -788,7 +788,7 @@
               <w:lang w:val="en-US"/>
             </w:rPr>
           </w:pPr>
-          <w:hyperlink w:anchor="_Toc227194620" w:history="1">
+          <w:hyperlink w:anchor="_Toc227257067" w:history="1">
             <w:r>
               <w:rPr>
                 <w:rStyle w:val="Hyperlink"/>
@@ -830,7 +830,7 @@
                 <w:noProof/>
                 <w:webHidden/>
               </w:rPr>
-              <w:instrText xml:space="preserve"> PAGEREF _Toc227194620 \h </w:instrText>
+              <w:instrText xml:space="preserve"> PAGEREF _Toc227257067 \h </w:instrText>
             </w:r>
             <w:r>
               <w:rPr>
@@ -874,7 +874,7 @@
               <w:lang w:val="en-US"/>
             </w:rPr>
           </w:pPr>
-          <w:hyperlink w:anchor="_Toc227194621" w:history="1">
+          <w:hyperlink w:anchor="_Toc227257068" w:history="1">
             <w:r>
               <w:rPr>
                 <w:rStyle w:val="Hyperlink"/>
@@ -916,7 +916,7 @@
                 <w:noProof/>
                 <w:webHidden/>
               </w:rPr>
-              <w:instrText xml:space="preserve"> PAGEREF _Toc227194621 \h </w:instrText>
+              <w:instrText xml:space="preserve"> PAGEREF _Toc227257068 \h </w:instrText>
             </w:r>
             <w:r>
               <w:rPr>
@@ -960,7 +960,7 @@
               <w:lang w:val="en-US"/>
             </w:rPr>
           </w:pPr>
-          <w:hyperlink w:anchor="_Toc227194622" w:history="1">
+          <w:hyperlink w:anchor="_Toc227257069" w:history="1">
             <w:r>
               <w:rPr>
                 <w:rStyle w:val="Hyperlink"/>
@@ -1002,7 +1002,7 @@
                 <w:noProof/>
                 <w:webHidden/>
               </w:rPr>
-              <w:instrText xml:space="preserve"> PAGEREF _Toc227194622 \h </w:instrText>
+              <w:instrText xml:space="preserve"> PAGEREF _Toc227257069 \h </w:instrText>
             </w:r>
             <w:r>
               <w:rPr>
@@ -1046,7 +1046,7 @@
               <w:lang w:val="en-US"/>
             </w:rPr>
           </w:pPr>
-          <w:hyperlink w:anchor="_Toc227194623" w:history="1">
+          <w:hyperlink w:anchor="_Toc227257070" w:history="1">
             <w:r>
               <w:rPr>
                 <w:rStyle w:val="Hyperlink"/>
@@ -1088,7 +1088,7 @@
                 <w:noProof/>
                 <w:webHidden/>
               </w:rPr>
-              <w:instrText xml:space="preserve"> PAGEREF _Toc227194623 \h </w:instrText>
+              <w:instrText xml:space="preserve"> PAGEREF _Toc227257070 \h </w:instrText>
             </w:r>
             <w:r>
               <w:rPr>
@@ -1132,7 +1132,7 @@
               <w:lang w:val="en-US"/>
             </w:rPr>
           </w:pPr>
-          <w:hyperlink w:anchor="_Toc227194624" w:history="1">
+          <w:hyperlink w:anchor="_Toc227257071" w:history="1">
             <w:r>
               <w:rPr>
                 <w:rStyle w:val="Hyperlink"/>
@@ -1174,7 +1174,7 @@
                 <w:noProof/>
                 <w:webHidden/>
               </w:rPr>
-              <w:instrText xml:space="preserve"> PAGEREF _Toc227194624 \h </w:instrText>
+              <w:instrText xml:space="preserve"> PAGEREF _Toc227257071 \h </w:instrText>
             </w:r>
             <w:r>
               <w:rPr>
@@ -1218,7 +1218,7 @@
               <w:lang w:val="en-US"/>
             </w:rPr>
           </w:pPr>
-          <w:hyperlink w:anchor="_Toc227194625" w:history="1">
+          <w:hyperlink w:anchor="_Toc227257072" w:history="1">
             <w:r>
               <w:rPr>
                 <w:rStyle w:val="Hyperlink"/>
@@ -1260,7 +1260,7 @@
                 <w:noProof/>
                 <w:webHidden/>
               </w:rPr>
-              <w:instrText xml:space="preserve"> PAGEREF _Toc227194625 \h </w:instrText>
+              <w:instrText xml:space="preserve"> PAGEREF _Toc227257072 \h </w:instrText>
             </w:r>
             <w:r>
               <w:rPr>
@@ -1304,7 +1304,7 @@
               <w:lang w:val="en-US"/>
             </w:rPr>
           </w:pPr>
-          <w:hyperlink w:anchor="_Toc227194626" w:history="1">
+          <w:hyperlink w:anchor="_Toc227257073" w:history="1">
             <w:r>
               <w:rPr>
                 <w:rStyle w:val="Hyperlink"/>
@@ -1346,7 +1346,7 @@
                 <w:noProof/>
                 <w:webHidden/>
               </w:rPr>
-              <w:instrText xml:space="preserve"> PAGEREF _Toc227194626 \h </w:instrText>
+              <w:instrText xml:space="preserve"> PAGEREF _Toc227257073 \h </w:instrText>
             </w:r>
             <w:r>
               <w:rPr>
@@ -1390,7 +1390,7 @@
               <w:lang w:val="en-US"/>
             </w:rPr>
           </w:pPr>
-          <w:hyperlink w:anchor="_Toc227194627" w:history="1">
+          <w:hyperlink w:anchor="_Toc227257074" w:history="1">
             <w:r>
               <w:rPr>
                 <w:rStyle w:val="Hyperlink"/>
@@ -1432,7 +1432,7 @@
                 <w:noProof/>
                 <w:webHidden/>
               </w:rPr>
-              <w:instrText xml:space="preserve"> PAGEREF _Toc227194627 \h </w:instrText>
+              <w:instrText xml:space="preserve"> PAGEREF _Toc227257074 \h </w:instrText>
             </w:r>
             <w:r>
               <w:rPr>
@@ -1476,7 +1476,7 @@
               <w:lang w:val="en-US"/>
             </w:rPr>
           </w:pPr>
-          <w:hyperlink w:anchor="_Toc227194628" w:history="1">
+          <w:hyperlink w:anchor="_Toc227257075" w:history="1">
             <w:r>
               <w:rPr>
                 <w:rStyle w:val="Hyperlink"/>
@@ -1518,7 +1518,7 @@
                 <w:noProof/>
                 <w:webHidden/>
               </w:rPr>
-              <w:instrText xml:space="preserve"> PAGEREF _Toc227194628 \h </w:instrText>
+              <w:instrText xml:space="preserve"> PAGEREF _Toc227257075 \h </w:instrText>
             </w:r>
             <w:r>
               <w:rPr>
@@ -1581,7 +1581,7 @@
       <w:pPr>
         <w:pStyle w:val="Heading1"/>
       </w:pPr>
-      <w:bookmarkStart w:id="0" w:name="_Toc227194617"/>
+      <w:bookmarkStart w:id="0" w:name="_Toc227257064"/>
       <w:r>
         <w:lastRenderedPageBreak/>
         <w:t>Uvod</w:t>
@@ -1592,7 +1592,7 @@
       <w:pPr>
         <w:pStyle w:val="Heading2"/>
       </w:pPr>
-      <w:bookmarkStart w:id="1" w:name="_Toc227194618"/>
+      <w:bookmarkStart w:id="1" w:name="_Toc227257065"/>
       <w:r>
         <w:t>Rezime</w:t>
       </w:r>
@@ -1613,7 +1613,7 @@
       <w:pPr>
         <w:pStyle w:val="Heading2"/>
       </w:pPr>
-      <w:bookmarkStart w:id="2" w:name="_Toc227194619"/>
+      <w:bookmarkStart w:id="2" w:name="_Toc227257066"/>
       <w:r>
         <w:t>Namena dokumenta i ciljne grupe</w:t>
       </w:r>
@@ -1628,7 +1628,7 @@
       <w:pPr>
         <w:pStyle w:val="Heading2"/>
       </w:pPr>
-      <w:bookmarkStart w:id="3" w:name="_Toc227194620"/>
+      <w:bookmarkStart w:id="3" w:name="_Toc227257067"/>
       <w:r>
         <w:t>Reference</w:t>
       </w:r>
@@ -1662,7 +1662,7 @@
       <w:pPr>
         <w:pStyle w:val="Heading2"/>
       </w:pPr>
-      <w:bookmarkStart w:id="4" w:name="_Toc227194621"/>
+      <w:bookmarkStart w:id="4" w:name="_Toc227257068"/>
       <w:r>
         <w:t>Otvorena pitanja</w:t>
       </w:r>
@@ -1847,7 +1847,7 @@
       <w:pPr>
         <w:pStyle w:val="Heading1"/>
       </w:pPr>
-      <w:bookmarkStart w:id="5" w:name="_Toc227194622"/>
+      <w:bookmarkStart w:id="5" w:name="_Toc227257069"/>
       <w:r>
         <w:t xml:space="preserve">Scenario </w:t>
       </w:r>
@@ -1860,7 +1860,7 @@
       <w:pPr>
         <w:pStyle w:val="Heading2"/>
       </w:pPr>
-      <w:bookmarkStart w:id="6" w:name="_Toc227194623"/>
+      <w:bookmarkStart w:id="6" w:name="_Toc227257070"/>
       <w:r>
         <w:t>Kratak opis</w:t>
       </w:r>
@@ -1878,7 +1878,7 @@
       <w:pPr>
         <w:pStyle w:val="Heading2"/>
       </w:pPr>
-      <w:bookmarkStart w:id="7" w:name="_Toc227194624"/>
+      <w:bookmarkStart w:id="7" w:name="_Toc227257071"/>
       <w:r>
         <w:t>Tok događaja</w:t>
       </w:r>
@@ -1888,7 +1888,7 @@
       <w:pPr>
         <w:pStyle w:val="Heading3"/>
       </w:pPr>
-      <w:bookmarkStart w:id="8" w:name="_Toc227194625"/>
+      <w:bookmarkStart w:id="8" w:name="_Toc227257072"/>
       <w:r>
         <w:t>Uspešn</w:t>
       </w:r>
@@ -2035,7 +2035,7 @@
       <w:pPr>
         <w:pStyle w:val="Heading2"/>
       </w:pPr>
-      <w:bookmarkStart w:id="9" w:name="_Toc227194626"/>
+      <w:bookmarkStart w:id="9" w:name="_Toc227257073"/>
       <w:r>
         <w:t>Posebni zahtevi</w:t>
       </w:r>
@@ -2053,7 +2053,7 @@
       <w:r>
         <w:t xml:space="preserve"> </w:t>
       </w:r>
-      <w:bookmarkStart w:id="10" w:name="_Toc227194627"/>
+      <w:bookmarkStart w:id="10" w:name="_Toc227257074"/>
       <w:r>
         <w:t>Preduslovi</w:t>
       </w:r>
@@ -2071,7 +2071,7 @@
       <w:pPr>
         <w:pStyle w:val="Heading2"/>
       </w:pPr>
-      <w:bookmarkStart w:id="11" w:name="_Toc227194628"/>
+      <w:bookmarkStart w:id="11" w:name="_Toc227257075"/>
       <w:r>
         <w:t>Posledice</w:t>
       </w:r>
